--- a/input/E012 Taryn Southern/Taryn Southern Script for Rana.docx
+++ b/input/E012 Taryn Southern/Taryn Southern Script for Rana.docx
@@ -24,42 +24,6 @@
         </w:rPr>
       </w:r>
     </w:p>
-    <w:sdt>
-      <w:sdtPr>
-        <w:docPartObj>
-          <w:docPartGallery w:val="Table of Contents"/>
-          <w:docPartUnique w:val="1"/>
-        </w:docPartObj>
-      </w:sdtPr>
-      <w:sdtContent>
-        <w:p>
-          <w:pPr>
-            <w:widowControl w:val="0"/>
-            <w:spacing w:before="60" w:lineRule="auto"/>
-            <w:rPr>
-              <w:rFonts w:ascii="Arial" w:cs="Arial" w:eastAsia="Arial" w:hAnsi="Arial"/>
-              <w:color w:val="1155cc"/>
-              <w:sz w:val="22"/>
-              <w:szCs w:val="22"/>
-              <w:u w:val="single"/>
-            </w:rPr>
-          </w:pPr>
-          <w:r>
-            <w:fldChar w:fldCharType="begin"/>
-            <w:instrText xml:space="preserve"> TOC \h \u \z \n \t "Heading 1,1,Heading 2,2,Heading 3,3,Heading 4,4,Heading 5,5,Heading 6,6,"</w:instrText>
-            <w:fldChar w:fldCharType="separate"/>
-          </w:r>
-          <w:r>
-            <w:rPr>
-              <w:rtl w:val="0"/>
-            </w:rPr>
-          </w:r>
-          <w:r>
-            <w:fldChar w:fldCharType="end"/>
-          </w:r>
-        </w:p>
-      </w:sdtContent>
-    </w:sdt>
     <w:p>
       <w:pPr>
         <w:keepNext w:val="0"/>

--- a/input/E012 Taryn Southern/Taryn Southern Script for Rana.docx
+++ b/input/E012 Taryn Southern/Taryn Southern Script for Rana.docx
@@ -13938,38 +13938,36 @@
           <w:rFonts w:ascii="Arial" w:cs="Arial" w:eastAsia="Arial" w:hAnsi="Arial"/>
           <w:i w:val="0"/>
           <w:smallCaps w:val="0"/>
-          <w:strike w:val="1"/>
-          <w:color w:val="000000"/>
-          <w:sz w:val="24"/>
-          <w:szCs w:val="24"/>
-          <w:u w:val="none"/>
-          <w:shd w:fill="auto" w:val="clear"/>
-          <w:vertAlign w:val="baseline"/>
-        </w:rPr>
-      </w:pPr>
-    </w:p>
-    <w:p>
-      <w:pPr>
-        <w:keepNext w:val="0"/>
-        <w:keepLines w:val="0"/>
-        <w:pageBreakBefore w:val="0"/>
-        <w:widowControl w:val="1"/>
-        <w:pBdr>
-          <w:top w:space="0" w:sz="0" w:val="nil"/>
-          <w:left w:space="0" w:sz="0" w:val="nil"/>
-          <w:bottom w:space="0" w:sz="0" w:val="nil"/>
-          <w:right w:space="0" w:sz="0" w:val="nil"/>
-          <w:between w:space="0" w:sz="0" w:val="nil"/>
-        </w:pBdr>
-        <w:shd w:fill="auto" w:val="clear"/>
-        <w:spacing w:after="360" w:before="0" w:line="276" w:lineRule="auto"/>
-        <w:ind w:left="0" w:right="0" w:firstLine="0"/>
-        <w:jc w:val="left"/>
-        <w:rPr>
-          <w:rFonts w:ascii="Arial" w:cs="Arial" w:eastAsia="Arial" w:hAnsi="Arial"/>
-          <w:i w:val="0"/>
-          <w:smallCaps w:val="0"/>
-          <w:strike w:val="1"/>
+          <w:color w:val="000000"/>
+          <w:sz w:val="24"/>
+          <w:szCs w:val="24"/>
+          <w:u w:val="none"/>
+          <w:shd w:fill="auto" w:val="clear"/>
+          <w:vertAlign w:val="baseline"/>
+        </w:rPr>
+      </w:pPr>
+    </w:p>
+    <w:p>
+      <w:pPr>
+        <w:keepNext w:val="0"/>
+        <w:keepLines w:val="0"/>
+        <w:pageBreakBefore w:val="0"/>
+        <w:widowControl w:val="1"/>
+        <w:pBdr>
+          <w:top w:space="0" w:sz="0" w:val="nil"/>
+          <w:left w:space="0" w:sz="0" w:val="nil"/>
+          <w:bottom w:space="0" w:sz="0" w:val="nil"/>
+          <w:right w:space="0" w:sz="0" w:val="nil"/>
+          <w:between w:space="0" w:sz="0" w:val="nil"/>
+        </w:pBdr>
+        <w:shd w:fill="auto" w:val="clear"/>
+        <w:spacing w:after="360" w:before="0" w:line="276" w:lineRule="auto"/>
+        <w:ind w:left="0" w:right="0" w:firstLine="0"/>
+        <w:jc w:val="left"/>
+        <w:rPr>
+          <w:rFonts w:ascii="Arial" w:cs="Arial" w:eastAsia="Arial" w:hAnsi="Arial"/>
+          <w:i w:val="0"/>
+          <w:smallCaps w:val="0"/>
           <w:color w:val="000000"/>
           <w:sz w:val="24"/>
           <w:szCs w:val="24"/>
@@ -16288,7 +16286,6 @@
           <w:rFonts w:ascii="Arial" w:cs="Arial" w:eastAsia="Arial" w:hAnsi="Arial"/>
           <w:i w:val="0"/>
           <w:smallCaps w:val="0"/>
-          <w:strike w:val="1"/>
           <w:color w:val="b7b7b7"/>
           <w:sz w:val="24"/>
           <w:szCs w:val="24"/>
@@ -16318,7 +16315,6 @@
           <w:rFonts w:ascii="Arial" w:cs="Arial" w:eastAsia="Arial" w:hAnsi="Arial"/>
           <w:i w:val="0"/>
           <w:smallCaps w:val="0"/>
-          <w:strike w:val="1"/>
           <w:color w:val="b7b7b7"/>
           <w:sz w:val="24"/>
           <w:szCs w:val="24"/>
@@ -16348,7 +16344,6 @@
           <w:rFonts w:ascii="Arial" w:cs="Arial" w:eastAsia="Arial" w:hAnsi="Arial"/>
           <w:i w:val="0"/>
           <w:smallCaps w:val="0"/>
-          <w:strike w:val="1"/>
           <w:color w:val="b7b7b7"/>
           <w:sz w:val="24"/>
           <w:szCs w:val="24"/>
@@ -16378,7 +16373,6 @@
           <w:rFonts w:ascii="Arial" w:cs="Arial" w:eastAsia="Arial" w:hAnsi="Arial"/>
           <w:i w:val="0"/>
           <w:smallCaps w:val="0"/>
-          <w:strike w:val="1"/>
           <w:color w:val="b7b7b7"/>
           <w:sz w:val="24"/>
           <w:szCs w:val="24"/>
@@ -17373,7 +17367,6 @@
           <w:b w:val="1"/>
           <w:i w:val="0"/>
           <w:smallCaps w:val="0"/>
-          <w:strike w:val="1"/>
           <w:color w:val="0000ff"/>
           <w:sz w:val="24"/>
           <w:szCs w:val="24"/>

--- a/input/E012 Taryn Southern/Taryn Southern Script for Rana.docx
+++ b/input/E012 Taryn Southern/Taryn Southern Script for Rana.docx
@@ -7545,9 +7545,7 @@
         <w:sdtPr>
           <w:tag w:val="goog_rdk_0"/>
         </w:sdtPr>
-        <w:sdtContent>
-          <w:commentRangeStart w:id="0"/>
-        </w:sdtContent>
+        <w:sdtContent/>
       </w:sdt>
       <w:r>
         <w:rPr>
@@ -7559,10 +7557,7 @@
         </w:rPr>
         <w:tab/>
       </w:r>
-      <w:commentRangeEnd w:id="0"/>
-      <w:r>
-        <w:commentReference w:id="0"/>
-      </w:r>
+      <w:r/>
       <w:r>
         <w:rPr>
           <w:rtl w:val="0"/>
@@ -7648,9 +7643,7 @@
         <w:sdtPr>
           <w:tag w:val="goog_rdk_1"/>
         </w:sdtPr>
-        <w:sdtContent>
-          <w:commentRangeStart w:id="1"/>
-        </w:sdtContent>
+        <w:sdtContent/>
       </w:sdt>
       <w:r>
         <w:rPr>
@@ -7669,10 +7662,7 @@
           <w:szCs w:val="24"/>
         </w:rPr>
       </w:pPr>
-      <w:commentRangeEnd w:id="1"/>
-      <w:r>
-        <w:commentReference w:id="1"/>
-      </w:r>
+      <w:r/>
       <w:r>
         <w:rPr>
           <w:rFonts w:ascii="Arial" w:cs="Arial" w:eastAsia="Arial" w:hAnsi="Arial"/>
@@ -7741,9 +7731,7 @@
         <w:sdtPr>
           <w:tag w:val="goog_rdk_2"/>
         </w:sdtPr>
-        <w:sdtContent>
-          <w:commentRangeStart w:id="2"/>
-        </w:sdtContent>
+        <w:sdtContent/>
       </w:sdt>
       <w:r>
         <w:rPr>
@@ -7762,10 +7750,7 @@
           <w:szCs w:val="24"/>
         </w:rPr>
       </w:pPr>
-      <w:commentRangeEnd w:id="2"/>
-      <w:r>
-        <w:commentReference w:id="2"/>
-      </w:r>
+      <w:r/>
       <w:r>
         <w:rPr>
           <w:rFonts w:ascii="Arial" w:cs="Arial" w:eastAsia="Arial" w:hAnsi="Arial"/>
@@ -7814,9 +7799,7 @@
         <w:sdtPr>
           <w:tag w:val="goog_rdk_3"/>
         </w:sdtPr>
-        <w:sdtContent>
-          <w:commentRangeStart w:id="3"/>
-        </w:sdtContent>
+        <w:sdtContent/>
       </w:sdt>
       <w:r>
         <w:rPr>
@@ -7834,10 +7817,7 @@
           <w:szCs w:val="24"/>
         </w:rPr>
       </w:pPr>
-      <w:commentRangeEnd w:id="3"/>
-      <w:r>
-        <w:commentReference w:id="3"/>
-      </w:r>
+      <w:r/>
       <w:r>
         <w:rPr>
           <w:rFonts w:ascii="Arial" w:cs="Arial" w:eastAsia="Arial" w:hAnsi="Arial"/>
@@ -12019,9 +11999,7 @@
         <w:sdtPr>
           <w:tag w:val="goog_rdk_4"/>
         </w:sdtPr>
-        <w:sdtContent>
-          <w:commentRangeStart w:id="4"/>
-        </w:sdtContent>
+        <w:sdtContent/>
       </w:sdt>
       <w:r>
         <w:rPr>
@@ -12053,10 +12031,7 @@
         </w:rPr>
         <w:t xml:space="preserve"> we actually </w:t>
       </w:r>
-      <w:commentRangeEnd w:id="4"/>
-      <w:r>
-        <w:commentReference w:id="4"/>
-      </w:r>
+      <w:r/>
       <w:r>
         <w:rPr>
           <w:rFonts w:ascii="Arial" w:cs="Arial" w:eastAsia="Arial" w:hAnsi="Arial"/>
@@ -12124,9 +12099,7 @@
         <w:sdtPr>
           <w:tag w:val="goog_rdk_5"/>
         </w:sdtPr>
-        <w:sdtContent>
-          <w:commentRangeStart w:id="5"/>
-        </w:sdtContent>
+        <w:sdtContent/>
       </w:sdt>
       <w:r>
         <w:rPr>
@@ -12144,10 +12117,7 @@
         </w:rPr>
         <w:t xml:space="preserve">, phil</w:t>
       </w:r>
-      <w:commentRangeEnd w:id="5"/>
-      <w:r>
-        <w:commentReference w:id="5"/>
-      </w:r>
+      <w:r/>
       <w:r>
         <w:rPr>
           <w:rFonts w:ascii="Arial" w:cs="Arial" w:eastAsia="Arial" w:hAnsi="Arial"/>
@@ -14573,9 +14543,7 @@
         <w:sdtPr>
           <w:tag w:val="goog_rdk_6"/>
         </w:sdtPr>
-        <w:sdtContent>
-          <w:commentRangeStart w:id="6"/>
-        </w:sdtContent>
+        <w:sdtContent/>
       </w:sdt>
       <w:r>
         <w:rPr>
@@ -14613,10 +14581,7 @@
           <w:vertAlign w:val="baseline"/>
         </w:rPr>
       </w:pPr>
-      <w:commentRangeEnd w:id="6"/>
-      <w:r>
-        <w:commentReference w:id="6"/>
-      </w:r>
+      <w:r/>
       <w:r>
         <w:rPr>
           <w:rFonts w:ascii="Arial" w:cs="Arial" w:eastAsia="Arial" w:hAnsi="Arial"/>
@@ -18577,380 +18542,6 @@
     </w:sectPr>
   </w:body>
 </w:document>
-</file>
-
-<file path=word/comments.xml><?xml version="1.0" encoding="utf-8"?>
-<w:comments xmlns:mc="http://schemas.openxmlformats.org/markup-compatibility/2006" xmlns:o="urn:schemas-microsoft-com:office:office" xmlns:r="http://schemas.openxmlformats.org/officeDocument/2006/relationships" xmlns:m="http://schemas.openxmlformats.org/officeDocument/2006/math" xmlns:v="urn:schemas-microsoft-com:vml" xmlns:wp="http://schemas.openxmlformats.org/drawingml/2006/wordprocessingDrawing" xmlns:w10="urn:schemas-microsoft-com:office:word" xmlns:w="http://schemas.openxmlformats.org/wordprocessingml/2006/main" xmlns:wne="http://schemas.microsoft.com/office/word/2006/wordml" xmlns:sl="http://schemas.openxmlformats.org/schemaLibrary/2006/main" xmlns:a="http://schemas.openxmlformats.org/drawingml/2006/main" xmlns:pic="http://schemas.openxmlformats.org/drawingml/2006/picture" xmlns:c="http://schemas.openxmlformats.org/drawingml/2006/chart" xmlns:lc="http://schemas.openxmlformats.org/drawingml/2006/lockedCanvas" xmlns:dgm="http://schemas.openxmlformats.org/drawingml/2006/diagram" xmlns:wps="http://schemas.microsoft.com/office/word/2010/wordprocessingShape" xmlns:wpg="http://schemas.microsoft.com/office/word/2010/wordprocessingGroup" xmlns:w14="http://schemas.microsoft.com/office/word/2010/wordml" xmlns:w15="http://schemas.microsoft.com/office/word/2012/wordml" xmlns:w16="http://schemas.microsoft.com/office/word/2018/wordml" xmlns:w16cex="http://schemas.microsoft.com/office/word/2018/wordml/cex" xmlns:w16cid="http://schemas.microsoft.com/office/word/2016/wordml/cid" xmlns="http://schemas.microsoft.com/office/tasks/2019/documenttasks" xmlns:cr="http://schemas.microsoft.com/office/comments/2020/reactions">
-  <w:comment w:author="Eve Troeh" w:id="4" w:date="2024-11-21T23:33:09Z">
-    <w:p>
-      <w:pPr>
-        <w:keepNext w:val="0"/>
-        <w:keepLines w:val="0"/>
-        <w:pageBreakBefore w:val="0"/>
-        <w:widowControl w:val="0"/>
-        <w:pBdr>
-          <w:top w:space="0" w:sz="0" w:val="nil"/>
-          <w:left w:space="0" w:sz="0" w:val="nil"/>
-          <w:bottom w:space="0" w:sz="0" w:val="nil"/>
-          <w:right w:space="0" w:sz="0" w:val="nil"/>
-          <w:between w:space="0" w:sz="0" w:val="nil"/>
-        </w:pBdr>
-        <w:shd w:fill="auto" w:val="clear"/>
-        <w:spacing w:after="0" w:before="0" w:line="240" w:lineRule="auto"/>
-        <w:ind w:left="0" w:right="0" w:firstLine="0"/>
-        <w:jc w:val="left"/>
-        <w:rPr>
-          <w:rFonts w:ascii="Arial" w:cs="Arial" w:eastAsia="Arial" w:hAnsi="Arial"/>
-          <w:b w:val="0"/>
-          <w:i w:val="0"/>
-          <w:smallCaps w:val="0"/>
-          <w:strike w:val="0"/>
-          <w:color w:val="000000"/>
-          <w:sz w:val="22"/>
-          <w:szCs w:val="22"/>
-          <w:u w:val="none"/>
-          <w:shd w:fill="auto" w:val="clear"/>
-          <w:vertAlign w:val="baseline"/>
-        </w:rPr>
-      </w:pPr>
-      <w:r>
-        <w:rPr>
-          <w:rFonts w:ascii="Arial" w:cs="Arial" w:eastAsia="Arial" w:hAnsi="Arial"/>
-          <w:b w:val="0"/>
-          <w:i w:val="0"/>
-          <w:smallCaps w:val="0"/>
-          <w:strike w:val="0"/>
-          <w:color w:val="000000"/>
-          <w:sz w:val="22"/>
-          <w:szCs w:val="22"/>
-          <w:u w:val="none"/>
-          <w:shd w:fill="auto" w:val="clear"/>
-          <w:vertAlign w:val="baseline"/>
-          <w:rtl w:val="0"/>
-        </w:rPr>
-        <w:t xml:space="preserve">will need an edit in here to clean up into one take</w:t>
-      </w:r>
-    </w:p>
-  </w:comment>
-  <w:comment w:author="Jordan Smart" w:id="0" w:date="2024-11-22T21:12:35Z">
-    <w:p>
-      <w:pPr>
-        <w:keepNext w:val="0"/>
-        <w:keepLines w:val="0"/>
-        <w:pageBreakBefore w:val="0"/>
-        <w:widowControl w:val="0"/>
-        <w:pBdr>
-          <w:top w:space="0" w:sz="0" w:val="nil"/>
-          <w:left w:space="0" w:sz="0" w:val="nil"/>
-          <w:bottom w:space="0" w:sz="0" w:val="nil"/>
-          <w:right w:space="0" w:sz="0" w:val="nil"/>
-          <w:between w:space="0" w:sz="0" w:val="nil"/>
-        </w:pBdr>
-        <w:shd w:fill="auto" w:val="clear"/>
-        <w:spacing w:after="0" w:before="0" w:line="240" w:lineRule="auto"/>
-        <w:ind w:left="0" w:right="0" w:firstLine="0"/>
-        <w:jc w:val="left"/>
-        <w:rPr>
-          <w:rFonts w:ascii="Arial" w:cs="Arial" w:eastAsia="Arial" w:hAnsi="Arial"/>
-          <w:b w:val="0"/>
-          <w:i w:val="0"/>
-          <w:smallCaps w:val="0"/>
-          <w:strike w:val="0"/>
-          <w:color w:val="000000"/>
-          <w:sz w:val="22"/>
-          <w:szCs w:val="22"/>
-          <w:u w:val="none"/>
-          <w:shd w:fill="auto" w:val="clear"/>
-          <w:vertAlign w:val="baseline"/>
-        </w:rPr>
-      </w:pPr>
-      <w:r>
-        <w:rPr>
-          <w:rFonts w:ascii="Arial" w:cs="Arial" w:eastAsia="Arial" w:hAnsi="Arial"/>
-          <w:b w:val="0"/>
-          <w:i w:val="0"/>
-          <w:smallCaps w:val="0"/>
-          <w:strike w:val="0"/>
-          <w:color w:val="000000"/>
-          <w:sz w:val="22"/>
-          <w:szCs w:val="22"/>
-          <w:u w:val="none"/>
-          <w:shd w:fill="auto" w:val="clear"/>
-          <w:vertAlign w:val="baseline"/>
-          <w:rtl w:val="0"/>
-        </w:rPr>
-        <w:t xml:space="preserve">0:46 - 0:56 @eric@waitwhat.com</w:t>
-      </w:r>
-    </w:p>
-  </w:comment>
-  <w:comment w:author="Jordan Smart" w:id="3" w:date="2024-11-22T21:10:48Z">
-    <w:p>
-      <w:pPr>
-        <w:keepNext w:val="0"/>
-        <w:keepLines w:val="0"/>
-        <w:pageBreakBefore w:val="0"/>
-        <w:widowControl w:val="0"/>
-        <w:pBdr>
-          <w:top w:space="0" w:sz="0" w:val="nil"/>
-          <w:left w:space="0" w:sz="0" w:val="nil"/>
-          <w:bottom w:space="0" w:sz="0" w:val="nil"/>
-          <w:right w:space="0" w:sz="0" w:val="nil"/>
-          <w:between w:space="0" w:sz="0" w:val="nil"/>
-        </w:pBdr>
-        <w:shd w:fill="auto" w:val="clear"/>
-        <w:spacing w:after="0" w:before="0" w:line="240" w:lineRule="auto"/>
-        <w:ind w:left="0" w:right="0" w:firstLine="0"/>
-        <w:jc w:val="left"/>
-        <w:rPr>
-          <w:rFonts w:ascii="Arial" w:cs="Arial" w:eastAsia="Arial" w:hAnsi="Arial"/>
-          <w:b w:val="0"/>
-          <w:i w:val="0"/>
-          <w:smallCaps w:val="0"/>
-          <w:strike w:val="0"/>
-          <w:color w:val="000000"/>
-          <w:sz w:val="22"/>
-          <w:szCs w:val="22"/>
-          <w:u w:val="none"/>
-          <w:shd w:fill="auto" w:val="clear"/>
-          <w:vertAlign w:val="baseline"/>
-        </w:rPr>
-      </w:pPr>
-      <w:r>
-        <w:rPr>
-          <w:rFonts w:ascii="Arial" w:cs="Arial" w:eastAsia="Arial" w:hAnsi="Arial"/>
-          <w:b w:val="0"/>
-          <w:i w:val="0"/>
-          <w:smallCaps w:val="0"/>
-          <w:strike w:val="0"/>
-          <w:color w:val="000000"/>
-          <w:sz w:val="22"/>
-          <w:szCs w:val="22"/>
-          <w:u w:val="none"/>
-          <w:shd w:fill="auto" w:val="clear"/>
-          <w:vertAlign w:val="baseline"/>
-          <w:rtl w:val="0"/>
-        </w:rPr>
-        <w:t xml:space="preserve">1:41 - 1:50 @eric@waitwhat.com</w:t>
-      </w:r>
-    </w:p>
-  </w:comment>
-  <w:comment w:author="Jordan Smart" w:id="6" w:date="2024-11-22T20:45:51Z">
-    <w:p>
-      <w:pPr>
-        <w:keepNext w:val="0"/>
-        <w:keepLines w:val="0"/>
-        <w:pageBreakBefore w:val="0"/>
-        <w:widowControl w:val="0"/>
-        <w:pBdr>
-          <w:top w:space="0" w:sz="0" w:val="nil"/>
-          <w:left w:space="0" w:sz="0" w:val="nil"/>
-          <w:bottom w:space="0" w:sz="0" w:val="nil"/>
-          <w:right w:space="0" w:sz="0" w:val="nil"/>
-          <w:between w:space="0" w:sz="0" w:val="nil"/>
-        </w:pBdr>
-        <w:shd w:fill="auto" w:val="clear"/>
-        <w:spacing w:after="0" w:before="0" w:line="240" w:lineRule="auto"/>
-        <w:ind w:left="0" w:right="0" w:firstLine="0"/>
-        <w:jc w:val="left"/>
-        <w:rPr>
-          <w:rFonts w:ascii="Arial" w:cs="Arial" w:eastAsia="Arial" w:hAnsi="Arial"/>
-          <w:b w:val="0"/>
-          <w:i w:val="0"/>
-          <w:smallCaps w:val="0"/>
-          <w:strike w:val="0"/>
-          <w:color w:val="000000"/>
-          <w:sz w:val="22"/>
-          <w:szCs w:val="22"/>
-          <w:u w:val="none"/>
-          <w:shd w:fill="auto" w:val="clear"/>
-          <w:vertAlign w:val="baseline"/>
-        </w:rPr>
-      </w:pPr>
-      <w:r>
-        <w:rPr>
-          <w:rFonts w:ascii="Arial" w:cs="Arial" w:eastAsia="Arial" w:hAnsi="Arial"/>
-          <w:b w:val="0"/>
-          <w:i w:val="0"/>
-          <w:smallCaps w:val="0"/>
-          <w:strike w:val="0"/>
-          <w:color w:val="000000"/>
-          <w:sz w:val="22"/>
-          <w:szCs w:val="22"/>
-          <w:u w:val="none"/>
-          <w:shd w:fill="auto" w:val="clear"/>
-          <w:vertAlign w:val="baseline"/>
-          <w:rtl w:val="0"/>
-        </w:rPr>
-        <w:t xml:space="preserve">0:23 - 0:41 @eric@waitwhat.com</w:t>
-      </w:r>
-    </w:p>
-  </w:comment>
-  <w:comment w:author="Jordan Smart" w:id="2" w:date="2024-11-22T21:06:44Z">
-    <w:p>
-      <w:pPr>
-        <w:keepNext w:val="0"/>
-        <w:keepLines w:val="0"/>
-        <w:pageBreakBefore w:val="0"/>
-        <w:widowControl w:val="0"/>
-        <w:pBdr>
-          <w:top w:space="0" w:sz="0" w:val="nil"/>
-          <w:left w:space="0" w:sz="0" w:val="nil"/>
-          <w:bottom w:space="0" w:sz="0" w:val="nil"/>
-          <w:right w:space="0" w:sz="0" w:val="nil"/>
-          <w:between w:space="0" w:sz="0" w:val="nil"/>
-        </w:pBdr>
-        <w:shd w:fill="auto" w:val="clear"/>
-        <w:spacing w:after="0" w:before="0" w:line="240" w:lineRule="auto"/>
-        <w:ind w:left="0" w:right="0" w:firstLine="0"/>
-        <w:jc w:val="left"/>
-        <w:rPr>
-          <w:rFonts w:ascii="Arial" w:cs="Arial" w:eastAsia="Arial" w:hAnsi="Arial"/>
-          <w:b w:val="0"/>
-          <w:i w:val="0"/>
-          <w:smallCaps w:val="0"/>
-          <w:strike w:val="0"/>
-          <w:color w:val="000000"/>
-          <w:sz w:val="22"/>
-          <w:szCs w:val="22"/>
-          <w:u w:val="none"/>
-          <w:shd w:fill="auto" w:val="clear"/>
-          <w:vertAlign w:val="baseline"/>
-        </w:rPr>
-      </w:pPr>
-      <w:r>
-        <w:rPr>
-          <w:rFonts w:ascii="Arial" w:cs="Arial" w:eastAsia="Arial" w:hAnsi="Arial"/>
-          <w:b w:val="0"/>
-          <w:i w:val="0"/>
-          <w:smallCaps w:val="0"/>
-          <w:strike w:val="0"/>
-          <w:color w:val="000000"/>
-          <w:sz w:val="22"/>
-          <w:szCs w:val="22"/>
-          <w:u w:val="none"/>
-          <w:shd w:fill="auto" w:val="clear"/>
-          <w:vertAlign w:val="baseline"/>
-          <w:rtl w:val="0"/>
-        </w:rPr>
-        <w:t xml:space="preserve">1:05 -1:14 @eric@waitwhat.com</w:t>
-      </w:r>
-    </w:p>
-  </w:comment>
-  <w:comment w:author="Eve Troeh" w:id="5" w:date="2024-11-21T23:32:36Z">
-    <w:p>
-      <w:pPr>
-        <w:keepNext w:val="0"/>
-        <w:keepLines w:val="0"/>
-        <w:pageBreakBefore w:val="0"/>
-        <w:widowControl w:val="0"/>
-        <w:pBdr>
-          <w:top w:space="0" w:sz="0" w:val="nil"/>
-          <w:left w:space="0" w:sz="0" w:val="nil"/>
-          <w:bottom w:space="0" w:sz="0" w:val="nil"/>
-          <w:right w:space="0" w:sz="0" w:val="nil"/>
-          <w:between w:space="0" w:sz="0" w:val="nil"/>
-        </w:pBdr>
-        <w:shd w:fill="auto" w:val="clear"/>
-        <w:spacing w:after="0" w:before="0" w:line="240" w:lineRule="auto"/>
-        <w:ind w:left="0" w:right="0" w:firstLine="0"/>
-        <w:jc w:val="left"/>
-        <w:rPr>
-          <w:rFonts w:ascii="Arial" w:cs="Arial" w:eastAsia="Arial" w:hAnsi="Arial"/>
-          <w:b w:val="0"/>
-          <w:i w:val="0"/>
-          <w:smallCaps w:val="0"/>
-          <w:strike w:val="0"/>
-          <w:color w:val="000000"/>
-          <w:sz w:val="22"/>
-          <w:szCs w:val="22"/>
-          <w:u w:val="none"/>
-          <w:shd w:fill="auto" w:val="clear"/>
-          <w:vertAlign w:val="baseline"/>
-        </w:rPr>
-      </w:pPr>
-      <w:r>
-        <w:rPr>
-          <w:rFonts w:ascii="Arial" w:cs="Arial" w:eastAsia="Arial" w:hAnsi="Arial"/>
-          <w:b w:val="0"/>
-          <w:i w:val="0"/>
-          <w:smallCaps w:val="0"/>
-          <w:strike w:val="0"/>
-          <w:color w:val="000000"/>
-          <w:sz w:val="22"/>
-          <w:szCs w:val="22"/>
-          <w:u w:val="none"/>
-          <w:shd w:fill="auto" w:val="clear"/>
-          <w:vertAlign w:val="baseline"/>
-          <w:rtl w:val="0"/>
-        </w:rPr>
-        <w:t xml:space="preserve">clean up pls!</w:t>
-      </w:r>
-    </w:p>
-  </w:comment>
-  <w:comment w:author="Jordan Smart" w:id="1" w:date="2024-11-22T21:08:33Z">
-    <w:p>
-      <w:pPr>
-        <w:keepNext w:val="0"/>
-        <w:keepLines w:val="0"/>
-        <w:pageBreakBefore w:val="0"/>
-        <w:widowControl w:val="0"/>
-        <w:pBdr>
-          <w:top w:space="0" w:sz="0" w:val="nil"/>
-          <w:left w:space="0" w:sz="0" w:val="nil"/>
-          <w:bottom w:space="0" w:sz="0" w:val="nil"/>
-          <w:right w:space="0" w:sz="0" w:val="nil"/>
-          <w:between w:space="0" w:sz="0" w:val="nil"/>
-        </w:pBdr>
-        <w:shd w:fill="auto" w:val="clear"/>
-        <w:spacing w:after="0" w:before="0" w:line="240" w:lineRule="auto"/>
-        <w:ind w:left="0" w:right="0" w:firstLine="0"/>
-        <w:jc w:val="left"/>
-        <w:rPr>
-          <w:rFonts w:ascii="Arial" w:cs="Arial" w:eastAsia="Arial" w:hAnsi="Arial"/>
-          <w:b w:val="0"/>
-          <w:i w:val="0"/>
-          <w:smallCaps w:val="0"/>
-          <w:strike w:val="0"/>
-          <w:color w:val="000000"/>
-          <w:sz w:val="22"/>
-          <w:szCs w:val="22"/>
-          <w:u w:val="none"/>
-          <w:shd w:fill="auto" w:val="clear"/>
-          <w:vertAlign w:val="baseline"/>
-        </w:rPr>
-      </w:pPr>
-      <w:r>
-        <w:rPr>
-          <w:rFonts w:ascii="Arial" w:cs="Arial" w:eastAsia="Arial" w:hAnsi="Arial"/>
-          <w:b w:val="0"/>
-          <w:i w:val="0"/>
-          <w:smallCaps w:val="0"/>
-          <w:strike w:val="0"/>
-          <w:color w:val="000000"/>
-          <w:sz w:val="22"/>
-          <w:szCs w:val="22"/>
-          <w:u w:val="none"/>
-          <w:shd w:fill="auto" w:val="clear"/>
-          <w:vertAlign w:val="baseline"/>
-          <w:rtl w:val="0"/>
-        </w:rPr>
-        <w:t xml:space="preserve">0:51 - 1:00 @eric@waitwhat.com</w:t>
-      </w:r>
-    </w:p>
-  </w:comment>
-</w:comments>
-</file>
-
-<file path=word/commentsExtended.xml><?xml version="1.0" encoding="utf-8"?>
-<w15:commentsEx xmlns:mc="http://schemas.openxmlformats.org/markup-compatibility/2006" xmlns:o="urn:schemas-microsoft-com:office:office" xmlns:r="http://schemas.openxmlformats.org/officeDocument/2006/relationships" xmlns:m="http://schemas.openxmlformats.org/officeDocument/2006/math" xmlns:v="urn:schemas-microsoft-com:vml" xmlns:wp="http://schemas.openxmlformats.org/drawingml/2006/wordprocessingDrawing" xmlns:w10="urn:schemas-microsoft-com:office:word" xmlns:w="http://schemas.openxmlformats.org/wordprocessingml/2006/main" xmlns:wne="http://schemas.microsoft.com/office/word/2006/wordml" xmlns:sl="http://schemas.openxmlformats.org/schemaLibrary/2006/main" xmlns:a="http://schemas.openxmlformats.org/drawingml/2006/main" xmlns:pic="http://schemas.openxmlformats.org/drawingml/2006/picture" xmlns:c="http://schemas.openxmlformats.org/drawingml/2006/chart" xmlns:lc="http://schemas.openxmlformats.org/drawingml/2006/lockedCanvas" xmlns:dgm="http://schemas.openxmlformats.org/drawingml/2006/diagram" xmlns:wps="http://schemas.microsoft.com/office/word/2010/wordprocessingShape" xmlns:wpg="http://schemas.microsoft.com/office/word/2010/wordprocessingGroup" xmlns:w14="http://schemas.microsoft.com/office/word/2010/wordml" xmlns:w15="http://schemas.microsoft.com/office/word/2012/wordml" xmlns:w16="http://schemas.microsoft.com/office/word/2018/wordml" xmlns:w16cex="http://schemas.microsoft.com/office/word/2018/wordml/cex" xmlns:w16cid="http://schemas.microsoft.com/office/word/2016/wordml/cid" xmlns="http://schemas.microsoft.com/office/tasks/2019/documenttasks" xmlns:cr="http://schemas.microsoft.com/office/comments/2020/reactions">
-  <w15:commentEx w15:paraId="00000101" w15:done="0"/>
-  <w15:commentEx w15:paraId="00000102" w15:done="0"/>
-  <w15:commentEx w15:paraId="00000103" w15:done="0"/>
-  <w15:commentEx w15:paraId="00000104" w15:done="0"/>
-  <w15:commentEx w15:paraId="00000105" w15:done="0"/>
-  <w15:commentEx w15:paraId="00000106" w15:done="0"/>
-  <w15:commentEx w15:paraId="00000107" w15:done="0"/>
-</w15:commentsEx>
 </file>
 
 <file path=word/numbering.xml><?xml version="1.0" encoding="utf-8"?>

--- a/input/E012 Taryn Southern/Taryn Southern Script for Rana.docx
+++ b/input/E012 Taryn Southern/Taryn Southern Script for Rana.docx
@@ -3,27 +3,6 @@
 <w:document xmlns:mc="http://schemas.openxmlformats.org/markup-compatibility/2006" xmlns:o="urn:schemas-microsoft-com:office:office" xmlns:r="http://schemas.openxmlformats.org/officeDocument/2006/relationships" xmlns:m="http://schemas.openxmlformats.org/officeDocument/2006/math" xmlns:v="urn:schemas-microsoft-com:vml" xmlns:wp="http://schemas.openxmlformats.org/drawingml/2006/wordprocessingDrawing" xmlns:w10="urn:schemas-microsoft-com:office:word" xmlns:w="http://schemas.openxmlformats.org/wordprocessingml/2006/main" xmlns:wne="http://schemas.microsoft.com/office/word/2006/wordml" xmlns:sl="http://schemas.openxmlformats.org/schemaLibrary/2006/main" xmlns:a="http://schemas.openxmlformats.org/drawingml/2006/main" xmlns:pic="http://schemas.openxmlformats.org/drawingml/2006/picture" xmlns:c="http://schemas.openxmlformats.org/drawingml/2006/chart" xmlns:lc="http://schemas.openxmlformats.org/drawingml/2006/lockedCanvas" xmlns:dgm="http://schemas.openxmlformats.org/drawingml/2006/diagram" xmlns:wps="http://schemas.microsoft.com/office/word/2010/wordprocessingShape" xmlns:wpg="http://schemas.microsoft.com/office/word/2010/wordprocessingGroup" xmlns:w14="http://schemas.microsoft.com/office/word/2010/wordml" xmlns:w15="http://schemas.microsoft.com/office/word/2012/wordml" xmlns:w16="http://schemas.microsoft.com/office/word/2018/wordml" xmlns:w16cex="http://schemas.microsoft.com/office/word/2018/wordml/cex" xmlns:w16cid="http://schemas.microsoft.com/office/word/2016/wordml/cid" xmlns="http://schemas.microsoft.com/office/tasks/2019/documenttasks" xmlns:cr="http://schemas.microsoft.com/office/comments/2020/reactions">
   <w:background w:color="FFFFFF"/>
   <w:body>
-    <w:p>
-      <w:pPr>
-        <w:pStyle w:val="Title"/>
-        <w:ind w:left="2880" w:firstLine="0"/>
-        <w:rPr/>
-      </w:pPr>
-      <w:r>
-        <w:rPr>
-          <w:rFonts w:ascii="Arial" w:cs="Arial" w:eastAsia="Arial" w:hAnsi="Arial"/>
-          <w:sz w:val="24"/>
-          <w:szCs w:val="24"/>
-          <w:rtl w:val="0"/>
-        </w:rPr>
-        <w:t xml:space="preserve">Taryn Southern Script for Rana</w:t>
-      </w:r>
-      <w:r>
-        <w:rPr>
-          <w:rtl w:val="0"/>
-        </w:rPr>
-      </w:r>
-    </w:p>
     <w:p>
       <w:pPr>
         <w:keepNext w:val="0"/>
